--- a/會議記錄/2025.03.21.docx
+++ b/會議記錄/2025.03.21.docx
@@ -57,6 +57,9 @@
       </w:r>
     </w:p>
     <w:p>
+      <w:pPr>
+        <w:ind w:leftChars="200" w:left="480"/>
+      </w:pPr>
       <w:r>
         <w:rPr>
           <w:rFonts w:hint="eastAsia"/>
@@ -107,6 +110,10 @@
       </w:r>
     </w:p>
     <w:p>
+      <w:pPr>
+        <w:ind w:leftChars="200" w:left="480"/>
+      </w:pPr>
+      <w:proofErr w:type="gramStart"/>
       <w:r>
         <w:rPr>
           <w:rFonts w:hint="eastAsia"/>
@@ -119,6 +126,7 @@
         </w:rPr>
         <w:t>,</w:t>
       </w:r>
+      <w:proofErr w:type="gramEnd"/>
       <w:r>
         <w:rPr>
           <w:rFonts w:hint="eastAsia"/>
@@ -157,6 +165,9 @@
       </w:r>
     </w:p>
     <w:p>
+      <w:pPr>
+        <w:ind w:leftChars="200" w:left="480"/>
+      </w:pPr>
       <w:r>
         <w:rPr>
           <w:rFonts w:hint="eastAsia"/>
@@ -207,6 +218,9 @@
       </w:r>
     </w:p>
     <w:p>
+      <w:pPr>
+        <w:ind w:leftChars="200" w:left="480"/>
+      </w:pPr>
       <w:r>
         <w:t>增強社會責任感</w:t>
       </w:r>
@@ -246,6 +260,14 @@
         </w:rPr>
         <w:t>階</w:t>
       </w:r>
+      <w:r>
+        <w:rPr>
+          <w:rFonts w:hint="eastAsia"/>
+        </w:rPr>
+        <w:t>)</w:t>
+      </w:r>
+    </w:p>
+    <w:p>
       <w:r>
         <w:rPr>
           <w:rFonts w:hint="eastAsia"/>
@@ -259,7 +281,25 @@
         <w:rPr>
           <w:rFonts w:hint="eastAsia"/>
         </w:rPr>
-        <w:t>)</w:t>
+        <w:t>吸引性</w:t>
+      </w:r>
+      <w:r>
+        <w:rPr>
+          <w:rFonts w:hint="eastAsia"/>
+        </w:rPr>
+        <w:t>:</w:t>
+      </w:r>
+      <w:r>
+        <w:rPr>
+          <w:rFonts w:hint="eastAsia"/>
+        </w:rPr>
+        <w:t>滿足心理</w:t>
+      </w:r>
+      <w:r>
+        <w:rPr>
+          <w:rFonts w:hint="eastAsia"/>
+        </w:rPr>
+        <w:t>需求</w:t>
       </w:r>
     </w:p>
     <w:p>
@@ -272,19 +312,13 @@
         <w:rPr>
           <w:rFonts w:hint="eastAsia"/>
         </w:rPr>
-        <w:t>吸引性</w:t>
-      </w:r>
-      <w:r>
-        <w:rPr>
-          <w:rFonts w:hint="eastAsia"/>
-        </w:rPr>
-        <w:t>:</w:t>
-      </w:r>
-      <w:r>
-        <w:rPr>
-          <w:rFonts w:hint="eastAsia"/>
-        </w:rPr>
-        <w:t>滿足心理安心</w:t>
+        <w:t>(</w:t>
+      </w:r>
+      <w:r>
+        <w:rPr>
+          <w:rFonts w:hint="eastAsia"/>
+        </w:rPr>
+        <w:t>提供針對頻繁出現之應對對象的互相分享經驗</w:t>
       </w:r>
     </w:p>
     <w:p>
@@ -312,11 +346,6 @@
     </w:p>
     <w:p/>
     <w:p>
-      <w:pPr>
-        <w:rPr>
-          <w:rFonts w:hint="eastAsia"/>
-        </w:rPr>
-      </w:pPr>
       <w:r>
         <w:lastRenderedPageBreak/>
         <w:drawing>
@@ -344,6 +373,50 @@
                     <a:xfrm>
                       <a:off x="0" y="0"/>
                       <a:ext cx="5274310" cy="2651125"/>
+                    </a:xfrm>
+                    <a:prstGeom prst="rect">
+                      <a:avLst/>
+                    </a:prstGeom>
+                  </pic:spPr>
+                </pic:pic>
+              </a:graphicData>
+            </a:graphic>
+          </wp:inline>
+        </w:drawing>
+      </w:r>
+    </w:p>
+    <w:p>
+      <w:pPr>
+        <w:rPr>
+          <w:rFonts w:hint="eastAsia"/>
+        </w:rPr>
+      </w:pPr>
+      <w:r>
+        <w:drawing>
+          <wp:inline distT="0" distB="0" distL="0" distR="0" wp14:anchorId="162B68B0" wp14:editId="4697930C">
+            <wp:extent cx="5274310" cy="2704465"/>
+            <wp:effectExtent l="0" t="0" r="2540" b="635"/>
+            <wp:docPr id="1563211866" name="圖片 1" descr="一張含有 文字, 螢幕擷取畫面, 軟體, 多媒體軟體 的圖片&#10;&#10;AI 產生的內容可能不正確。"/>
+            <wp:cNvGraphicFramePr>
+              <a:graphicFrameLocks xmlns:a="http://schemas.openxmlformats.org/drawingml/2006/main" noChangeAspect="1"/>
+            </wp:cNvGraphicFramePr>
+            <a:graphic xmlns:a="http://schemas.openxmlformats.org/drawingml/2006/main">
+              <a:graphicData uri="http://schemas.openxmlformats.org/drawingml/2006/picture">
+                <pic:pic xmlns:pic="http://schemas.openxmlformats.org/drawingml/2006/picture">
+                  <pic:nvPicPr>
+                    <pic:cNvPr id="1563211866" name="圖片 1" descr="一張含有 文字, 螢幕擷取畫面, 軟體, 多媒體軟體 的圖片&#10;&#10;AI 產生的內容可能不正確。"/>
+                    <pic:cNvPicPr/>
+                  </pic:nvPicPr>
+                  <pic:blipFill>
+                    <a:blip r:embed="rId8"/>
+                    <a:stretch>
+                      <a:fillRect/>
+                    </a:stretch>
+                  </pic:blipFill>
+                  <pic:spPr>
+                    <a:xfrm>
+                      <a:off x="0" y="0"/>
+                      <a:ext cx="5274310" cy="2704465"/>
                     </a:xfrm>
                     <a:prstGeom prst="rect">
                       <a:avLst/>

--- a/會議記錄/2025.03.21.docx
+++ b/會議記錄/2025.03.21.docx
@@ -57,9 +57,6 @@
       </w:r>
     </w:p>
     <w:p>
-      <w:pPr>
-        <w:ind w:leftChars="200" w:left="480"/>
-      </w:pPr>
       <w:r>
         <w:rPr>
           <w:rFonts w:hint="eastAsia"/>
@@ -107,164 +104,202 @@
           <w:rFonts w:hint="eastAsia"/>
         </w:rPr>
         <w:t xml:space="preserve"> </w:t>
+      </w:r>
+    </w:p>
+    <w:p>
+      <w:r>
+        <w:rPr>
+          <w:rFonts w:hint="eastAsia"/>
+        </w:rPr>
+        <w:t>恐慌</w:t>
+      </w:r>
+      <w:r>
+        <w:rPr>
+          <w:rFonts w:hint="eastAsia"/>
+        </w:rPr>
+        <w:t>,</w:t>
+      </w:r>
+      <w:r>
+        <w:rPr>
+          <w:rFonts w:hint="eastAsia"/>
+        </w:rPr>
+        <w:t>害怕得以</w:t>
+      </w:r>
+      <w:r>
+        <w:rPr>
+          <w:rFonts w:hint="eastAsia"/>
+        </w:rPr>
+        <w:t>安心</w:t>
+      </w:r>
+      <w:r>
+        <w:rPr>
+          <w:rFonts w:hint="eastAsia"/>
+        </w:rPr>
+        <w:t>(</w:t>
+      </w:r>
+      <w:r>
+        <w:rPr>
+          <w:rFonts w:hint="eastAsia"/>
+        </w:rPr>
+        <w:t>心理層面</w:t>
+      </w:r>
+      <w:r>
+        <w:rPr>
+          <w:rFonts w:hint="eastAsia"/>
+        </w:rPr>
+        <w:t>)</w:t>
+      </w:r>
+      <w:r>
+        <w:rPr>
+          <w:rFonts w:hint="eastAsia"/>
+        </w:rPr>
+        <w:t>,</w:t>
+      </w:r>
+    </w:p>
+    <w:p>
+      <w:r>
+        <w:rPr>
+          <w:rFonts w:hint="eastAsia"/>
+        </w:rPr>
+        <w:t>預防可能發生的危害提供使用者注意</w:t>
+      </w:r>
+      <w:r>
+        <w:rPr>
+          <w:rFonts w:hint="eastAsia"/>
+        </w:rPr>
+        <w:t>(</w:t>
+      </w:r>
+      <w:r>
+        <w:rPr>
+          <w:rFonts w:hint="eastAsia"/>
+        </w:rPr>
+        <w:t>安全需求</w:t>
+      </w:r>
+      <w:r>
+        <w:rPr>
+          <w:rFonts w:hint="eastAsia"/>
+        </w:rPr>
+        <w:t xml:space="preserve"> </w:t>
+      </w:r>
+      <w:r>
+        <w:rPr>
+          <w:rFonts w:hint="eastAsia"/>
+        </w:rPr>
+        <w:t>馬斯洛需求</w:t>
+      </w:r>
+      <w:r>
+        <w:rPr>
+          <w:rFonts w:hint="eastAsia"/>
+        </w:rPr>
+        <w:t>4</w:t>
+      </w:r>
+      <w:r>
+        <w:rPr>
+          <w:rFonts w:hint="eastAsia"/>
+        </w:rPr>
+        <w:t>階</w:t>
+      </w:r>
+      <w:r>
+        <w:rPr>
+          <w:rFonts w:hint="eastAsia"/>
+        </w:rPr>
+        <w:t>),</w:t>
+      </w:r>
+    </w:p>
+    <w:p>
+      <w:r>
+        <w:t>增強社會責任感</w:t>
+      </w:r>
+      <w:r>
+        <w:rPr>
+          <w:rFonts w:hint="eastAsia"/>
+        </w:rPr>
+        <w:t>(</w:t>
+      </w:r>
+      <w:r>
+        <w:rPr>
+          <w:rFonts w:hint="eastAsia"/>
+        </w:rPr>
+        <w:t>自我實現需求</w:t>
+      </w:r>
+      <w:r>
+        <w:rPr>
+          <w:rFonts w:hint="eastAsia"/>
+        </w:rPr>
+        <w:t xml:space="preserve"> </w:t>
+      </w:r>
+      <w:r>
+        <w:rPr>
+          <w:rFonts w:hint="eastAsia"/>
+        </w:rPr>
+        <w:t>馬斯洛需求</w:t>
+      </w:r>
+      <w:r>
+        <w:rPr>
+          <w:rFonts w:hint="eastAsia"/>
+        </w:rPr>
+        <w:t>1</w:t>
+      </w:r>
+      <w:r>
+        <w:rPr>
+          <w:rFonts w:hint="eastAsia"/>
+        </w:rPr>
+        <w:t>階</w:t>
+      </w:r>
+      <w:r>
+        <w:rPr>
+          <w:rFonts w:hint="eastAsia"/>
+        </w:rPr>
+        <w:t>)</w:t>
+      </w:r>
+    </w:p>
+    <w:p/>
+    <w:p>
+      <w:r>
+        <w:rPr>
+          <w:rFonts w:hint="eastAsia"/>
+        </w:rPr>
+        <w:t>)</w:t>
       </w:r>
     </w:p>
     <w:p>
       <w:pPr>
-        <w:ind w:leftChars="200" w:left="480"/>
+        <w:rPr>
+          <w:rFonts w:hint="eastAsia"/>
+        </w:rPr>
       </w:pPr>
-      <w:proofErr w:type="gramStart"/>
-      <w:r>
-        <w:rPr>
-          <w:rFonts w:hint="eastAsia"/>
-        </w:rPr>
-        <w:t>恐慌</w:t>
-      </w:r>
-      <w:r>
-        <w:rPr>
-          <w:rFonts w:hint="eastAsia"/>
-        </w:rPr>
-        <w:t>,</w:t>
-      </w:r>
-      <w:proofErr w:type="gramEnd"/>
-      <w:r>
-        <w:rPr>
-          <w:rFonts w:hint="eastAsia"/>
-        </w:rPr>
-        <w:t>害怕得以</w:t>
-      </w:r>
-      <w:r>
-        <w:rPr>
-          <w:rFonts w:hint="eastAsia"/>
-        </w:rPr>
-        <w:t>安心</w:t>
-      </w:r>
-      <w:r>
-        <w:rPr>
-          <w:rFonts w:hint="eastAsia"/>
-        </w:rPr>
-        <w:t>(</w:t>
-      </w:r>
-      <w:r>
-        <w:rPr>
-          <w:rFonts w:hint="eastAsia"/>
-        </w:rPr>
-        <w:t>心理層面</w:t>
-      </w:r>
-      <w:r>
-        <w:rPr>
-          <w:rFonts w:hint="eastAsia"/>
-        </w:rPr>
-        <w:t>)</w:t>
-      </w:r>
-      <w:r>
-        <w:rPr>
-          <w:rFonts w:hint="eastAsia"/>
-        </w:rPr>
-        <w:t>,</w:t>
+      <w:r>
+        <w:rPr>
+          <w:rFonts w:hint="eastAsia"/>
+        </w:rPr>
+        <w:t>吸引性</w:t>
+      </w:r>
+      <w:r>
+        <w:rPr>
+          <w:rFonts w:hint="eastAsia"/>
+        </w:rPr>
+        <w:t>:</w:t>
+      </w:r>
+      <w:r>
+        <w:rPr>
+          <w:rFonts w:hint="eastAsia"/>
+        </w:rPr>
+        <w:t>滿足心理安心</w:t>
       </w:r>
     </w:p>
     <w:p>
       <w:pPr>
-        <w:ind w:leftChars="200" w:left="480"/>
+        <w:rPr>
+          <w:rFonts w:hint="eastAsia"/>
+        </w:rPr>
       </w:pPr>
-      <w:r>
-        <w:rPr>
-          <w:rFonts w:hint="eastAsia"/>
-        </w:rPr>
-        <w:t>預防可能發生的危害提供使用者注意</w:t>
-      </w:r>
-      <w:r>
-        <w:rPr>
-          <w:rFonts w:hint="eastAsia"/>
-        </w:rPr>
-        <w:t>(</w:t>
-      </w:r>
-      <w:r>
-        <w:rPr>
-          <w:rFonts w:hint="eastAsia"/>
-        </w:rPr>
-        <w:t>安全需求</w:t>
-      </w:r>
-      <w:r>
-        <w:rPr>
-          <w:rFonts w:hint="eastAsia"/>
-        </w:rPr>
-        <w:t xml:space="preserve"> </w:t>
-      </w:r>
-      <w:r>
-        <w:rPr>
-          <w:rFonts w:hint="eastAsia"/>
-        </w:rPr>
-        <w:t>馬斯洛需求</w:t>
-      </w:r>
-      <w:r>
-        <w:rPr>
-          <w:rFonts w:hint="eastAsia"/>
-        </w:rPr>
-        <w:t>4</w:t>
-      </w:r>
-      <w:r>
-        <w:rPr>
-          <w:rFonts w:hint="eastAsia"/>
-        </w:rPr>
-        <w:t>階</w:t>
-      </w:r>
-      <w:r>
-        <w:rPr>
-          <w:rFonts w:hint="eastAsia"/>
-        </w:rPr>
-        <w:t>),</w:t>
-      </w:r>
     </w:p>
     <w:p>
-      <w:pPr>
-        <w:ind w:leftChars="200" w:left="480"/>
-      </w:pPr>
-      <w:r>
-        <w:t>增強社會責任感</w:t>
-      </w:r>
-      <w:r>
-        <w:rPr>
-          <w:rFonts w:hint="eastAsia"/>
-        </w:rPr>
-        <w:t>(</w:t>
-      </w:r>
-      <w:r>
-        <w:rPr>
-          <w:rFonts w:hint="eastAsia"/>
-        </w:rPr>
-        <w:t>自我實現需求</w:t>
-      </w:r>
-      <w:r>
-        <w:rPr>
-          <w:rFonts w:hint="eastAsia"/>
-        </w:rPr>
-        <w:t xml:space="preserve"> </w:t>
-      </w:r>
-      <w:r>
-        <w:rPr>
-          <w:rFonts w:hint="eastAsia"/>
-        </w:rPr>
-        <w:t>馬斯洛需求</w:t>
-      </w:r>
-      <w:r>
-        <w:rPr>
-          <w:rFonts w:hint="eastAsia"/>
-        </w:rPr>
-        <w:t>1</w:t>
-      </w:r>
-      <w:r>
-        <w:rPr>
-          <w:rFonts w:hint="eastAsia"/>
-        </w:rPr>
-        <w:t>階</w:t>
-      </w:r>
-      <w:r>
-        <w:rPr>
-          <w:rFonts w:hint="eastAsia"/>
-        </w:rPr>
-        <w:t>)</w:t>
+      <w:r>
+        <w:rPr>
+          <w:rFonts w:hint="eastAsia"/>
+        </w:rPr>
+        <w:t>持續討論功能</w:t>
       </w:r>
     </w:p>
     <w:p>
@@ -272,80 +307,16 @@
         <w:rPr>
           <w:rFonts w:hint="eastAsia"/>
         </w:rPr>
-        <w:t>)</w:t>
+        <w:t>系統完整性</w:t>
       </w:r>
     </w:p>
     <w:p/>
     <w:p>
-      <w:r>
-        <w:rPr>
-          <w:rFonts w:hint="eastAsia"/>
-        </w:rPr>
-        <w:t>吸引性</w:t>
-      </w:r>
-      <w:r>
-        <w:rPr>
-          <w:rFonts w:hint="eastAsia"/>
-        </w:rPr>
-        <w:t>:</w:t>
-      </w:r>
-      <w:r>
-        <w:rPr>
-          <w:rFonts w:hint="eastAsia"/>
-        </w:rPr>
-        <w:t>滿足心理</w:t>
-      </w:r>
-      <w:r>
-        <w:rPr>
-          <w:rFonts w:hint="eastAsia"/>
-        </w:rPr>
-        <w:t>需求</w:t>
-      </w:r>
-    </w:p>
-    <w:p>
       <w:pPr>
         <w:rPr>
           <w:rFonts w:hint="eastAsia"/>
         </w:rPr>
       </w:pPr>
-      <w:r>
-        <w:rPr>
-          <w:rFonts w:hint="eastAsia"/>
-        </w:rPr>
-        <w:t>(</w:t>
-      </w:r>
-      <w:r>
-        <w:rPr>
-          <w:rFonts w:hint="eastAsia"/>
-        </w:rPr>
-        <w:t>提供針對頻繁出現之應對對象的互相分享經驗</w:t>
-      </w:r>
-    </w:p>
-    <w:p>
-      <w:pPr>
-        <w:rPr>
-          <w:rFonts w:hint="eastAsia"/>
-        </w:rPr>
-      </w:pPr>
-    </w:p>
-    <w:p>
-      <w:r>
-        <w:rPr>
-          <w:rFonts w:hint="eastAsia"/>
-        </w:rPr>
-        <w:t>持續討論功能</w:t>
-      </w:r>
-    </w:p>
-    <w:p>
-      <w:r>
-        <w:rPr>
-          <w:rFonts w:hint="eastAsia"/>
-        </w:rPr>
-        <w:t>系統完整性</w:t>
-      </w:r>
-    </w:p>
-    <w:p/>
-    <w:p>
       <w:r>
         <w:lastRenderedPageBreak/>
         <w:drawing>
@@ -373,50 +344,6 @@
                     <a:xfrm>
                       <a:off x="0" y="0"/>
                       <a:ext cx="5274310" cy="2651125"/>
-                    </a:xfrm>
-                    <a:prstGeom prst="rect">
-                      <a:avLst/>
-                    </a:prstGeom>
-                  </pic:spPr>
-                </pic:pic>
-              </a:graphicData>
-            </a:graphic>
-          </wp:inline>
-        </w:drawing>
-      </w:r>
-    </w:p>
-    <w:p>
-      <w:pPr>
-        <w:rPr>
-          <w:rFonts w:hint="eastAsia"/>
-        </w:rPr>
-      </w:pPr>
-      <w:r>
-        <w:drawing>
-          <wp:inline distT="0" distB="0" distL="0" distR="0" wp14:anchorId="162B68B0" wp14:editId="4697930C">
-            <wp:extent cx="5274310" cy="2704465"/>
-            <wp:effectExtent l="0" t="0" r="2540" b="635"/>
-            <wp:docPr id="1563211866" name="圖片 1" descr="一張含有 文字, 螢幕擷取畫面, 軟體, 多媒體軟體 的圖片&#10;&#10;AI 產生的內容可能不正確。"/>
-            <wp:cNvGraphicFramePr>
-              <a:graphicFrameLocks xmlns:a="http://schemas.openxmlformats.org/drawingml/2006/main" noChangeAspect="1"/>
-            </wp:cNvGraphicFramePr>
-            <a:graphic xmlns:a="http://schemas.openxmlformats.org/drawingml/2006/main">
-              <a:graphicData uri="http://schemas.openxmlformats.org/drawingml/2006/picture">
-                <pic:pic xmlns:pic="http://schemas.openxmlformats.org/drawingml/2006/picture">
-                  <pic:nvPicPr>
-                    <pic:cNvPr id="1563211866" name="圖片 1" descr="一張含有 文字, 螢幕擷取畫面, 軟體, 多媒體軟體 的圖片&#10;&#10;AI 產生的內容可能不正確。"/>
-                    <pic:cNvPicPr/>
-                  </pic:nvPicPr>
-                  <pic:blipFill>
-                    <a:blip r:embed="rId8"/>
-                    <a:stretch>
-                      <a:fillRect/>
-                    </a:stretch>
-                  </pic:blipFill>
-                  <pic:spPr>
-                    <a:xfrm>
-                      <a:off x="0" y="0"/>
-                      <a:ext cx="5274310" cy="2704465"/>
                     </a:xfrm>
                     <a:prstGeom prst="rect">
                       <a:avLst/>
